--- a/reports/generated/exports/Main_Dissertation_Draft.docx
+++ b/reports/generated/exports/Main_Dissertation_Draft.docx
@@ -385,11 +385,12 @@
       </w:r>
     </w:p>
     <w:p>
-      <w:pPr>
-        <w:pStyle w:val="ListBullet"/>
-      </w:pPr>
       <w:r>
-        <w:t>O1. To study whether an explicit forecast-uncertainty signal, modelled with a DeepAR-style probabilistic LSTM and consumed by a PPO policy as both a state feature and a hard guard on new long-side actions, allows the agent to sit closer to the return-versus-drawdown frontier than uncertainty-blind alternatives on US equity index data.</w:t>
+        <w:rPr>
+          <w:b w:val="0"/>
+          <w:i w:val="0"/>
+        </w:rPr>
+        <w:t>The dissertation pursues five objectives. They are written in the order in which they are answered in the rest of the document: the core scientific question first, the headline single-asset comparison second, the generalisation evidence third, the reproducibility apparatus fourth, and the honest position on where the method works and where it does not fifth.</w:t>
       </w:r>
     </w:p>
     <w:p>
@@ -397,7 +398,7 @@
         <w:pStyle w:val="ListBullet"/>
       </w:pPr>
       <w:r>
-        <w:t>O2. To evaluate the resulting policy on a held-out window containing real macro shocks (2022 to 2025) against three named comparators: passive buy-and-hold, a rule-based stop-loss policy, and a baseline PPO with no uncertainty signal. The headline criteria are Sharpe ratio, terminal value relative to buy-and-hold, and the capital-preservation ratio against the running high-watermark.</w:t>
+        <w:t>O1 — the core scientific question. Can a deep reinforcement-learning agent that conditions on its own forecaster's predictive uncertainty (how confident the forecaster is, not just what it predicts) sit closer to the drawdown-constrained risk-adjusted return frontier than uncertainty-blind alternatives? Operationally: a DeepAR-style probabilistic LSTM emits a predictive mean and a predictive variance at each step; a Proximal Policy Optimization (PPO) policy reads the variance both as an extra coordinate of the state and as a hard guard that blocks new long-side trades when the uncertainty score exceeds a quantile threshold.</w:t>
       </w:r>
     </w:p>
     <w:p>
@@ -405,7 +406,7 @@
         <w:pStyle w:val="ListBullet"/>
       </w:pPr>
       <w:r>
-        <w:t>O3. To pin down a fully reproducible evaluation protocol of fixed splits, fixed seeds, scripted artefacts and a shared metric set, so that any comparison made in this dissertation is genuinely like-for-like and can be reproduced by an external reader from the public repository in a single command sequence.</w:t>
+        <w:t>O2 — the headline empirical comparison. Evaluate the resulting policy on a fixed held-out window containing real macro shocks (1 January 2022 to 31 December 2025, which spans the 2022 inflation-rate-shock bear market) on SPY (the most-traded US broad-market ETF) as a representative single-asset case study, against three named comparators: passive buy-and-hold, a rule-based trailing stop-loss policy of the kind a discretionary investor would actually use, and a baseline PPO that sees no uncertainty signal. Headline metrics: annualised Sharpe ratio, terminal portfolio value relative to buy-and-hold, capital-preservation ratio against the running high-watermark, and the rate at which realised log-returns fall below VaR-95.</w:t>
       </w:r>
     </w:p>
     <w:p>
@@ -413,7 +414,23 @@
         <w:pStyle w:val="ListBullet"/>
       </w:pPr>
       <w:r>
-        <w:t>O4. To take an honest position, on the strength of O1 to O3, on when an uncertainty signal earns a place in a portfolio control loop and, just as important, on when it does not.</w:t>
+        <w:t>O3 — generalisation. Test whether the conclusions of O2 survive contact with a wider universe and with out-of-time data. Specifically: (a) repeat the four-agent comparison on a 70-ticker diversified-equity test universe consisting of 41 single-name US large-cap equities and 29 exchange-traded funds spanning broad-market, sector, dividend, thematic and commodity ETFs; and (b) repeat the comparison under a four-fold walk-forward grid (2018–2019, 2020–2021, 2022–2023, 2024–2025) in which the train, validation and test windows roll forward across 2018–2025 so the policy is never evaluated on data used for hyper-parameter selection. This objective directly answers the supervisor's previous question of whether the method generalises beyond a single index.</w:t>
+      </w:r>
+    </w:p>
+    <w:p>
+      <w:pPr>
+        <w:pStyle w:val="ListBullet"/>
+      </w:pPr>
+      <w:r>
+        <w:t>O4 — reproducibility. Pin down a fully reproducible evaluation protocol of fixed train / validation / test splits, fixed random seeds, scripted experiment runners, scripted reporting, and a shared metric set, so that any comparison made in this dissertation is genuinely like-for-like and can be reproduced by an external reader from the public repository in a single command sequence (Appendix A).</w:t>
+      </w:r>
+    </w:p>
+    <w:p>
+      <w:pPr>
+        <w:pStyle w:val="ListBullet"/>
+      </w:pPr>
+      <w:r>
+        <w:t>O5 — honest position on where the method wins and where it does not. Diagnose the regimes in which the uncertainty-aware policy beats the alternatives and the regimes in which it does not, and take a defensible position — on the strength of O1 to O4 — on when an explicit uncertainty signal earns a place in a portfolio control loop and, just as important, on when it does not. The Phase-1 evidence already identifies two regimes in which the agent under-performs (sustained low-uncertainty bull markets, and very-low-drawdown defensive holdings), and Chapter 6 develops the diagnosis.</w:t>
       </w:r>
     </w:p>
     <w:p>
@@ -441,7 +458,7 @@
         <w:pStyle w:val="ListBullet"/>
       </w:pPr>
       <w:r>
-        <w:t>An uncertainty-aware trading environment in which the per-step trade size is shrunk by (1 - u_t) with a floor s_min, and new long-side trades are blocked when the uncertainty score exceeds a quantile threshold tau (Section 3.5).</w:t>
+        <w:t>An uncertainty-aware trading environment in which the per-step trade size is shrunk by (1 - u_t) with a floor s_min, and new long-side trades are blocked when the uncertainty score exceeds a quantile threshold tau (Section 3.5). This delivers O1.</w:t>
       </w:r>
     </w:p>
     <w:p>
@@ -449,7 +466,7 @@
         <w:pStyle w:val="ListBullet"/>
       </w:pPr>
       <w:r>
-        <w:t>A fully reproducible end-to-end evaluation protocol with fixed splits, three random seeds and a metric set in which the headline criterion is the joint of Sharpe ratio and the capital-preservation ratio against the running high-watermark (Section 3.7).</w:t>
+        <w:t>A controlled empirical comparison against three named alternatives, namely passive buy-and-hold, a rule-based stop-loss policy, and a baseline PPO with no uncertainty signal, on the same protocol on SPY as the headline single-asset case study (Chapter 5). This delivers O2.</w:t>
       </w:r>
     </w:p>
     <w:p>
@@ -457,7 +474,7 @@
         <w:pStyle w:val="ListBullet"/>
       </w:pPr>
       <w:r>
-        <w:t>A controlled empirical comparison against three named alternatives, namely passive buy-and-hold, a rule-based stop-loss policy, and a baseline PPO with no uncertainty signal, on the same protocol (Chapter 5).</w:t>
+        <w:t>A two-pronged generalisation study that lifts the headline finding from a single asset to a 70-ticker diversified-equity test universe (41 single-name US large-cap equities and 29 ETFs spanning broad-market, sector, dividend, thematic and commodity exposure) and a four-fold walk-forward grid in which the train, validation and test windows roll forward across 2018–2025 (Sections 5.5, 5.5.1, 6.4 and Appendix B). This delivers O3 and is the dissertation's strongest piece of evidence.</w:t>
       </w:r>
     </w:p>
     <w:p>
@@ -465,7 +482,7 @@
         <w:pStyle w:val="ListBullet"/>
       </w:pPr>
       <w:r>
-        <w:t>A public, runnable Jupyter walkthrough that loads the dataset, trains the probabilistic forecaster, prints the uncertainty values, runs the agents and the rule-based comparator, and renders the comparison table and equity curves with embedded outputs (Chapter 5 and Appendix A).</w:t>
+        <w:t>A fully reproducible end-to-end evaluation protocol with fixed splits, three random seeds for Phase-1 and ten seeds for the extended-budget seed-stability check, a shared metric set, scripted experiment runners and a public, runnable Jupyter walkthrough that loads the dataset, trains the probabilistic forecaster, prints the uncertainty values, runs the agents and the rule-based comparator, and renders the comparison table and equity curves with embedded outputs (Section 3.7, Chapter 5 and Appendix A). This delivers O4.</w:t>
       </w:r>
     </w:p>
     <w:p>
@@ -473,7 +490,7 @@
         <w:pStyle w:val="ListBullet"/>
       </w:pPr>
       <w:r>
-        <w:t>A discussion that calls out the maximum-drawdown number as misleading when read in isolation, argues for the joint of Sharpe ratio and the preservation ratio as the metric pair that actually matches the stated objective, and is explicit about the limits of a three-seed × 10 000-timestep Phase-1 budget on the 70-ticker diversified-equity universe (Sections 6.2 to 6.4).</w:t>
+        <w:t>A discussion that calls out the maximum-drawdown number as misleading when read in isolation, argues for the joint of Sharpe ratio and the preservation ratio as the metric pair that actually matches the stated objective, names the two regimes in which the agent under-performs (sustained low-uncertainty bull markets, and very-low-drawdown defensive holdings), and is explicit about the limits of a Phase-1 budget on the 70-ticker test universe (Sections 6.2 to 6.4). This delivers O5.</w:t>
       </w:r>
     </w:p>
     <w:p>

--- a/reports/generated/exports/Main_Dissertation_Draft.docx
+++ b/reports/generated/exports/Main_Dissertation_Draft.docx
@@ -8065,7 +8065,7 @@
         <w:pStyle w:val="ListBullet"/>
       </w:pPr>
       <w:r>
-        <w:t>No live execution in the headline experiments. A paper-trading shadow run via the Alpaca brokerage API is scheduled for August 2026 and will be reported as an out-of-sample case study in the final dissertation, with the live PnL placed alongside the backtest.</w:t>
+        <w:t>No live execution in the headline experiments. The dissertation rests on the backtest and walk-forward evidence. A paper-trading shadow run via the Alpaca brokerage API is set up as a stretch goal for August 2026 and is described in the real-world deployment roadmap in Section 7.2; if it lands inside the submission window the live PnL will be reported as an out-of-sample case study, and if it does not it is recorded as post-submission work in the live/ directory of the repository so that the dissertation does not depend on it.</w:t>
       </w:r>
     </w:p>
     <w:p>
@@ -8141,7 +8141,7 @@
           <w:b w:val="0"/>
           <w:i w:val="0"/>
         </w:rPr>
-        <w:t>The future-work items below are split between work scheduled to land in the final dissertation before the September 2026 submission, and work that sits beyond the scope of this dissertation and is offered as a forward-looking research agenda.</w:t>
+        <w:t>The future-work items below are split into three groups. The first group is work scheduled to land in the final dissertation before the September 2026 submission and is on the submission-critical path. The second group is a real-world deployment roadmap that sits outside the submission-critical path and is offered as the bridge from the dissertation evidence to a system that runs against a real portfolio; a skeleton of this roadmap is checked into the live/ directory of the repository. The third group is a forward-looking research agenda that goes beyond the scope of this dissertation.</w:t>
       </w:r>
     </w:p>
     <w:p>
@@ -8150,7 +8150,7 @@
           <w:b/>
           <w:i w:val="0"/>
         </w:rPr>
-        <w:t>Scheduled before submission:</w:t>
+        <w:t>Group 1 — Scheduled before submission:</w:t>
       </w:r>
     </w:p>
     <w:p>
@@ -8199,14 +8199,6 @@
       </w:pPr>
       <w:r>
         <w:t>Shock-window case studies (August 2026). Score the agents on the protocol shock periods (COVID 2020 and the Ukraine-war onset in 2022) as standalone case studies, with per-window equity curves and metric tables.</w:t>
-      </w:r>
-    </w:p>
-    <w:p>
-      <w:pPr>
-        <w:pStyle w:val="ListBullet"/>
-      </w:pPr>
-      <w:r>
-        <w:t>Paper-trading shadow run (August 2026). Wire the trained models to a paper-trading account (Alpaca) and run them in shadow mode for at least two weeks during the full-time phase. Report the live PnL alongside the backtest as an out-of-sample case study.</w:t>
       </w:r>
     </w:p>
     <w:p>
@@ -8215,7 +8207,180 @@
           <w:b/>
           <w:i w:val="0"/>
         </w:rPr>
-        <w:t>Beyond the scope of this dissertation:</w:t>
+        <w:t>Group 2 — Real-world deployment roadmap (post-submission):</w:t>
+      </w:r>
+    </w:p>
+    <w:p>
+      <w:r>
+        <w:rPr>
+          <w:b w:val="0"/>
+          <w:i w:val="0"/>
+        </w:rPr>
+        <w:t>The dissertation answers a scientific question about a design choice. A separate engineering question, asked outside the dissertation, is whether the resulting agents can be made useful against a real, live portfolio. The roadmap below phases that work from low risk to higher risk so that each phase produces evidence the next phase needs. The skeleton in the live/ directory of the repository (live/README.md, live/ROADMAP.md, and the paper_trading, decision_support and execution sub-directories) holds the same checklist in machine-readable form and is intended to be filled in incrementally after submission. Each phase is gated by an explicit go / no-go criterion taken from the dissertation's preservation-against-high-watermark and Sharpe metrics.</w:t>
+      </w:r>
+    </w:p>
+    <w:p>
+      <w:r>
+        <w:rPr>
+          <w:b/>
+          <w:i w:val="0"/>
+        </w:rPr>
+        <w:t>Phase A — Shadow paper-trading via Alpaca:</w:t>
+      </w:r>
+    </w:p>
+    <w:p>
+      <w:pPr>
+        <w:pStyle w:val="ListBullet"/>
+      </w:pPr>
+      <w:r>
+        <w:t>[ ] Provision an Alpaca paper-trading account and store credentials in environment variables (no secrets in the repo).</w:t>
+      </w:r>
+    </w:p>
+    <w:p>
+      <w:pPr>
+        <w:pStyle w:val="ListBullet"/>
+      </w:pPr>
+      <w:r>
+        <w:t>[ ] Wire the saved 70-ticker probabilistic policy and its DeepAR-style forecaster behind a daily polling loop in live/paper_trading/alpaca_paper_loop.py.</w:t>
+      </w:r>
+    </w:p>
+    <w:p>
+      <w:pPr>
+        <w:pStyle w:val="ListBullet"/>
+      </w:pPr>
+      <w:r>
+        <w:t>[ ] Log every observation, predicted (mean, std) pair, raw action, scaled action and resulting fill, on a per-day per-ticker basis, to a versioned JSONL trail under live/paper_trading/runs/.</w:t>
+      </w:r>
+    </w:p>
+    <w:p>
+      <w:pPr>
+        <w:pStyle w:val="ListBullet"/>
+      </w:pPr>
+      <w:r>
+        <w:t>[ ] Run the loop in shadow mode for at least two weeks of trading days. The agent acts only on the paper account; no real capital is touched.</w:t>
+      </w:r>
+    </w:p>
+    <w:p>
+      <w:pPr>
+        <w:pStyle w:val="ListBullet"/>
+      </w:pPr>
+      <w:r>
+        <w:t>[ ] Reconcile the live equity curve against a simultaneous backtest replay on the same observation stream, to confirm that the live wiring reproduces the backtest behaviour up to fill-time and slippage.</w:t>
+      </w:r>
+    </w:p>
+    <w:p>
+      <w:pPr>
+        <w:pStyle w:val="ListBullet"/>
+      </w:pPr>
+      <w:r>
+        <w:t>[ ] Go / no-go criterion for Phase B: the live capital-preservation ratio sits above 0.95 across the shadow window and the live Sharpe is non-inferior to the matched-window backtest within Monte-Carlo noise.</w:t>
+      </w:r>
+    </w:p>
+    <w:p>
+      <w:r>
+        <w:rPr>
+          <w:b/>
+          <w:i w:val="0"/>
+        </w:rPr>
+        <w:t>Phase B — Decision-support advisor against the real portfolio:</w:t>
+      </w:r>
+    </w:p>
+    <w:p>
+      <w:pPr>
+        <w:pStyle w:val="ListBullet"/>
+      </w:pPr>
+      <w:r>
+        <w:t>[ ] Build live/decision_support/nightly_advisor.py: pull current positions and prices from Alpaca (live account, read-only), run the agent on the day's observation, and emit a recommendation (target weight, scaled action, confidence) by email or Slack.</w:t>
+      </w:r>
+    </w:p>
+    <w:p>
+      <w:pPr>
+        <w:pStyle w:val="ListBullet"/>
+      </w:pPr>
+      <w:r>
+        <w:t>[ ] Operate as decision-support only — the human is the executor, the agent is the advisor — for at least one full quarter of trading days.</w:t>
+      </w:r>
+    </w:p>
+    <w:p>
+      <w:pPr>
+        <w:pStyle w:val="ListBullet"/>
+      </w:pPr>
+      <w:r>
+        <w:t>[ ] Maintain a side-by-side ledger that records, on every recommendation, what the agent suggested, what the human did, and the resulting P&amp;L attribution between the two.</w:t>
+      </w:r>
+    </w:p>
+    <w:p>
+      <w:pPr>
+        <w:pStyle w:val="ListBullet"/>
+      </w:pPr>
+      <w:r>
+        <w:t>[ ] Include an explicit kill-switch and a hard exposure cap (no single-name position above a configurable percent of equity, no aggregate gross above a configurable percent of equity).</w:t>
+      </w:r>
+    </w:p>
+    <w:p>
+      <w:pPr>
+        <w:pStyle w:val="ListBullet"/>
+      </w:pPr>
+      <w:r>
+        <w:t>[ ] Go / no-go criterion for Phase C: across the quarter the recommendations would have produced a Sharpe non-inferior to the actual portfolio, with maximum drawdown below the running high-watermark threshold the dissertation reports.</w:t>
+      </w:r>
+    </w:p>
+    <w:p>
+      <w:r>
+        <w:rPr>
+          <w:b/>
+          <w:i w:val="0"/>
+        </w:rPr>
+        <w:t>Phase C — Scheduled execution with continuous risk gates:</w:t>
+      </w:r>
+    </w:p>
+    <w:p>
+      <w:pPr>
+        <w:pStyle w:val="ListBullet"/>
+      </w:pPr>
+      <w:r>
+        <w:t>[ ] Build live/execution/scheduled_executor.py: cron-driven (or systemd-timer-driven) entry that runs the advisor and, where it satisfies pre-trade risk gates, places the corresponding orders on the live account through the Alpaca trading API.</w:t>
+      </w:r>
+    </w:p>
+    <w:p>
+      <w:pPr>
+        <w:pStyle w:val="ListBullet"/>
+      </w:pPr>
+      <w:r>
+        <w:t>[ ] Pre-trade risk gates are non-negotiable: position-size cap, gross-exposure cap, sector-exposure cap, daily-loss cap, and a circuit breaker tied to the running high-watermark drawdown threshold.</w:t>
+      </w:r>
+    </w:p>
+    <w:p>
+      <w:pPr>
+        <w:pStyle w:val="ListBullet"/>
+      </w:pPr>
+      <w:r>
+        <w:t>[ ] Run only on a small fraction of equity initially; size up only after each successive month of operation continues to satisfy the preservation-against-high-watermark and Sharpe gates.</w:t>
+      </w:r>
+    </w:p>
+    <w:p>
+      <w:pPr>
+        <w:pStyle w:val="ListBullet"/>
+      </w:pPr>
+      <w:r>
+        <w:t>[ ] Maintain the same observation / prediction / action / fill audit trail as Phase A and B, so that any month of live operation can be replayed against the backtest deterministically.</w:t>
+      </w:r>
+    </w:p>
+    <w:p>
+      <w:pPr>
+        <w:pStyle w:val="ListBullet"/>
+      </w:pPr>
+      <w:r>
+        <w:t>[ ] Stop criterion: any breach of the preservation-against-high-watermark gate halts the executor, requires a written incident note, and forces a return to Phase B until the cause is understood.</w:t>
+      </w:r>
+    </w:p>
+    <w:p>
+      <w:r>
+        <w:rPr>
+          <w:b/>
+          <w:i w:val="0"/>
+        </w:rPr>
+        <w:t>Group 3 — Beyond the scope of this dissertation:</w:t>
       </w:r>
     </w:p>
     <w:p>

--- a/reports/generated/exports/Main_Dissertation_Draft.docx
+++ b/reports/generated/exports/Main_Dissertation_Draft.docx
@@ -2885,7 +2885,7 @@
         <w:pStyle w:val="ListBullet"/>
       </w:pPr>
       <w:r>
-        <w:t>experiments/run_baseline.py, run_probabilistic_agent.py, run_benchmarks.py: the three runners that produce the seeded artifacts.</w:t>
+        <w:t>experiments/runners/run_baseline.py, run_probabilistic_agent.py, run_benchmarks.py: the three runners that produce the seeded artifacts.</w:t>
       </w:r>
     </w:p>
     <w:p>
@@ -2901,7 +2901,7 @@
         <w:pStyle w:val="ListBullet"/>
       </w:pPr>
       <w:r>
-        <w:t>reports/build_supervisor_pack.py, generate_dissertation_report.py, plot_dissertation_visuals.py and build_main_dissertation_docx.py: the reporting layer.</w:t>
+        <w:t>reports/builders/build_supervisor_pack.py, generate_dissertation_report.py, plot_dissertation_visuals.py and build_main_dissertation_docx.py: the reporting layer.</w:t>
       </w:r>
     </w:p>
     <w:p>
@@ -6567,7 +6567,7 @@
           <w:b w:val="0"/>
           <w:i w:val="0"/>
         </w:rPr>
-        <w:t>The headline numbers in Section 5.5 train and evaluate on the same 2022–2025 window. This is methodologically conservative for the comparison between baseline and probabilistic PPO (both arms see the same data), but it does not by itself demonstrate that the trained policy generalises to a window the agent has not seen. To address this, an explicit walk-forward harness (experiments/run_walk_forward.py) was added in May 2026. Each fold trains on a strictly earlier window and evaluates on a strictly later window; the four folds defined in the protocol are wf_2018_2019, wf_2020_2021, wf_2022_2023 and wf_2024_2025.</w:t>
+        <w:t>The headline numbers in Section 5.5 train and evaluate on the same 2022–2025 window. This is methodologically conservative for the comparison between baseline and probabilistic PPO (both arms see the same data), but it does not by itself demonstrate that the trained policy generalises to a window the agent has not seen. To address this, an explicit walk-forward harness (experiments/runners/run_walk_forward.py) was added in May 2026. Each fold trains on a strictly earlier window and evaluates on a strictly later window; the four folds defined in the protocol are wf_2018_2019, wf_2020_2021, wf_2022_2023 and wf_2024_2025.</w:t>
       </w:r>
     </w:p>
     <w:p>
@@ -7997,7 +7997,7 @@
           <w:b w:val="0"/>
           <w:i w:val="0"/>
         </w:rPr>
-        <w:t>These numbers are at the 10 000-PPO-timestep budget, three seeds and no block-bootstrap augmentation, on a four-ticker subset of the 70-ticker universe. The full extended walk-forward grid — 70 tickers, ten seeds, four folds, 50 000 PPO timesteps and 16 bootstrap paths per cell, for a total of approximately 16 800 individual training runs in the heaviest configuration — is scheduled for the Colab T4 GPU runtime in Phase 2 (the orchestrator is experiments/run_extended_grid.py and the notebook is notebooks/extended_grid_colab.ipynb). The headline tables in Chapter 5 will be reproduced for each fold across the full universe, and the Section 6.4 numbers above will be superseded by the median + inter-quartile range across the full grid.</w:t>
+        <w:t>These numbers are at the 10 000-PPO-timestep budget, three seeds and no block-bootstrap augmentation, on a four-ticker subset of the 70-ticker universe. The full extended walk-forward grid — 70 tickers, ten seeds, four folds, 50 000 PPO timesteps and 16 bootstrap paths per cell, for a total of approximately 16 800 individual training runs in the heaviest configuration — is scheduled for the Colab T4 GPU runtime in Phase 2 (the orchestrator is experiments/runners/run_extended_grid.py and the notebook is notebooks/extended_grid_colab.ipynb). The headline tables in Chapter 5 will be reproduced for each fold across the full universe, and the Section 6.4 numbers above will be superseded by the median + inter-quartile range across the full grid.</w:t>
       </w:r>
     </w:p>
     <w:p>
@@ -8158,7 +8158,7 @@
         <w:pStyle w:val="ListBullet"/>
       </w:pPr>
       <w:r>
-        <w:t>Phase-2 extended grid on the full 70-ticker universe (June–July 2026). Re-run the four-agent comparison at the extended budget — 10 seeds × 50 000 PPO timesteps × 4 walk-forward folds × 16 bootstrap paths per cell — across all 70 tickers on the Colab T4 GPU runtime. The orchestrator is experiments/run_extended_grid.py and the notebook is notebooks/extended_grid_colab.ipynb. The headline aggregate Table 5.2 and the Table 5.4 seed-stability evidence will both be reproduced at this budget for the entire universe.</w:t>
+        <w:t>Phase-2 extended grid on the full 70-ticker universe (June–July 2026). Re-run the four-agent comparison at the extended budget — 10 seeds × 50 000 PPO timesteps × 4 walk-forward folds × 16 bootstrap paths per cell — across all 70 tickers on the Colab T4 GPU runtime. The orchestrator is experiments/runners/run_extended_grid.py and the notebook is notebooks/extended_grid_colab.ipynb. The headline aggregate Table 5.2 and the Table 5.4 seed-stability evidence will both be reproduced at this budget for the entire universe.</w:t>
       </w:r>
     </w:p>
     <w:p>
@@ -8716,31 +8716,31 @@
         <w:br/>
         <w:t># Phase-1 SPY headline (Chapter 5 Section 5.3, Section 5.4):</w:t>
         <w:br/>
-        <w:t>python experiments/run_baseline.py</w:t>
+        <w:t>python experiments/runners/run_baseline.py</w:t>
         <w:br/>
-        <w:t>python experiments/run_probabilistic_agent.py</w:t>
+        <w:t>python experiments/runners/run_probabilistic_agent.py</w:t>
         <w:br/>
-        <w:t>python experiments/run_benchmarks.py</w:t>
+        <w:t>python experiments/runners/run_benchmarks.py</w:t>
         <w:br/>
-        <w:t>python experiments/run_rule_baselines.py</w:t>
+        <w:t>python experiments/runners/run_rule_baselines.py</w:t>
         <w:br/>
         <w:t># Phase-1 70-ticker test universe (Chapter 5 Section 5.5, Appendix B):</w:t>
         <w:br/>
-        <w:t>python experiments/run_benchmarks.py     --tickers fiyins_portfolio --tag fiyins70</w:t>
+        <w:t>python experiments/runners/run_benchmarks.py     --tickers fiyins_portfolio --tag fiyins70</w:t>
         <w:br/>
-        <w:t>python experiments/run_rule_baselines.py --tickers fiyins_portfolio --tag fiyins70</w:t>
+        <w:t>python experiments/runners/run_rule_baselines.py --tickers fiyins_portfolio --tag fiyins70</w:t>
         <w:br/>
-        <w:t>python experiments/run_baseline.py       --tickers fiyins_portfolio --tag fiyins70</w:t>
+        <w:t>python experiments/runners/run_baseline.py       --tickers fiyins_portfolio --tag fiyins70</w:t>
         <w:br/>
-        <w:t>python experiments/run_probabilistic_agent.py --tickers fiyins_portfolio --tag fiyins70</w:t>
+        <w:t>python experiments/runners/run_probabilistic_agent.py --tickers fiyins_portfolio --tag fiyins70</w:t>
         <w:br/>
         <w:t># Walk-forward subset (Section 6.4):</w:t>
         <w:br/>
-        <w:t>python experiments/run_walk_forward.py --tickers SPY,QQQ,XLK,XLF</w:t>
+        <w:t>python experiments/runners/run_walk_forward.py --tickers SPY,QQQ,XLK,XLF</w:t>
         <w:br/>
         <w:t># Build the dissertation document:</w:t>
         <w:br/>
-        <w:t>python reports/build_main_dissertation_docx.py</w:t>
+        <w:t>python reports/builders/build_main_dissertation_docx.py</w:t>
       </w:r>
     </w:p>
     <w:p>
